--- a/Layouts/HREmployeePIF.docx
+++ b/Layouts/HREmployeePIF.docx
@@ -121,4 +121,113 @@
      < / H R _ E m p l o y e e s >   
  < / N a v W o r d R e p o r t X m l P a r t > 
+</file>
+
+<file path=customXml/item2.xml>��< ? x m l   v e r s i o n = " 1 . 0 "   e n c o d i n g = " u t f - 1 6 " ? > + 
+ < N a v W o r d R e p o r t X m l P a r t   x m l n s = " u r n : m i c r o s o f t - d y n a m i c s - b u s i n e s s c e n t r a l / i n t e r n a l / e x t e n d e d / r e p o r t s / H R _ E m p l o y e e _ P I F / 8 0 0 2 0 / " > + 
+     < L a b e l s > + 
+         < C I _ A d d r e s s 2 C a p t i o n   E l e m e n t T y p e = " P a r a m e t e r "   E l e m e n t I d = " 1 3 2 1 7 5 1 3 2 "   D a t a T y p e = " S t r i n g " > C I _ A d d r e s s 2 C a p t i o n < / C I _ A d d r e s s 2 C a p t i o n > + 
+         < C I _ A d d r e s s C a p t i o n   E l e m e n t T y p e = " P a r a m e t e r "   E l e m e n t I d = " 1 7 8 4 2 4 6 4 1 0 "   D a t a T y p e = " S t r i n g " > C I _ A d d r e s s C a p t i o n < / C I _ A d d r e s s C a p t i o n > + 
+         < C I _ C i t y C a p t i o n   E l e m e n t T y p e = " P a r a m e t e r "   E l e m e n t I d = " 1 7 4 8 8 3 8 0 9 "   D a t a T y p e = " S t r i n g " > C I _ C i t y C a p t i o n < / C I _ C i t y C a p t i o n > + 
+         < C I _ P h o n e N o C a p t i o n   E l e m e n t T y p e = " P a r a m e t e r "   E l e m e n t I d = " 2 1 2 9 9 8 7 5 8 7 "   D a t a T y p e = " S t r i n g " > C I _ P h o n e N o C a p t i o n < / C I _ P h o n e N o C a p t i o n > + 
+         < C I _ P i c t u r e C a p t i o n   E l e m e n t T y p e = " P a r a m e t e r "   E l e m e n t I d = " 6 1 5 8 9 8 6 7 6 "   D a t a T y p e = " S t r i n g " > C I _ P i c t u r e C a p t i o n < / C I _ P i c t u r e C a p t i o n > + 
+     < / L a b e l s > + 
+     < T o o l t i p s   / > + 
+     < H R _ E m p l o y e e s   E l e m e n t T y p e = " D a t a I t e m "   E l e m e n t I d = " 8 7 9 6 3 4 4 6 5 " > + 
+         < C I _ A d d r e s s   E l e m e n t T y p e = " C o l u m n "   E l e m e n t I d = " 1 7 8 4 2 4 6 4 1 0 "   D a t a T y p e = " T e x t " > C I _ A d d r e s s < / C I _ A d d r e s s > + 
+         < C I _ A d d r e s s 2   E l e m e n t T y p e = " C o l u m n "   E l e m e n t I d = " 1 3 2 1 7 5 1 3 2 "   D a t a T y p e = " T e x t " > C I _ A d d r e s s 2 < / C I _ A d d r e s s 2 > + 
+         < C I _ C i t y   E l e m e n t T y p e = " C o l u m n "   E l e m e n t I d = " 1 7 4 8 8 3 8 0 9 "   D a t a T y p e = " T e x t " > C I _ C i t y < / C I _ C i t y > + 
+         < C I _ P h o n e N o   E l e m e n t T y p e = " C o l u m n "   E l e m e n t I d = " 2 1 2 9 9 8 7 5 8 7 "   D a t a T y p e = " T e x t " > C I _ P h o n e N o < / C I _ P h o n e N o > + 
+         < C I _ P i c t u r e   E l e m e n t T y p e = " C o l u m n "   E l e m e n t I d = " 6 1 5 8 9 8 6 7 6 "   D a t a T y p e = " B l o b "   / > + 
+         < H R _ E m p l o y e e s _ C i t y   E l e m e n t T y p e = " C o l u m n "   E l e m e n t I d = " 1 0 8 3 8 0 3 9 9 3 "   D a t a T y p e = " T e x t " > H R _ E m p l o y e e s _ C i t y < / H R _ E m p l o y e e s _ C i t y > + 
+         < H R _ E m p l o y e e s _ C i t y C a p t i o n   E l e m e n t T y p e = " C o l u m n "   E l e m e n t I d = " 1 6 6 3 6 1 7 2 8 1 "   D a t a T y p e = " S t r i n g " > H R _ E m p l o y e e s _ C i t y C a p t i o n < / H R _ E m p l o y e e s _ C i t y C a p t i o n > + 
+         < H R _ E m p l o y e e s _ _ B a n k _ A c c o u n t _ N u m b e r _   E l e m e n t T y p e = " C o l u m n "   E l e m e n t I d = " 9 5 6 8 7 6 6 7 0 "   D a t a T y p e = " C o d e " > H R _ E m p l o y e e s _ _ B a n k _ A c c o u n t _ N u m b e r _ < / H R _ E m p l o y e e s _ _ B a n k _ A c c o u n t _ N u m b e r _ > + 
+         < H R _ E m p l o y e e s _ _ B a n k _ A c c o u n t _ N u m b e r _ C a p t i o n   E l e m e n t T y p e = " C o l u m n "   E l e m e n t I d = " 1 7 3 1 1 8 0 1 6 4 "   D a t a T y p e = " S t r i n g " > H R _ E m p l o y e e s _ _ B a n k _ A c c o u n t _ N u m b e r _ C a p t i o n < / H R _ E m p l o y e e s _ _ B a n k _ A c c o u n t _ N u m b e r _ C a p t i o n > + 
+         < H R _ E m p l o y e e s _ _ B r a n c h _ B a n k _   E l e m e n t T y p e = " C o l u m n "   E l e m e n t I d = " 1 9 7 7 2 7 4 5 7 3 "   D a t a T y p e = " T e x t " > H R _ E m p l o y e e s _ _ B r a n c h _ B a n k _ < / H R _ E m p l o y e e s _ _ B r a n c h _ B a n k _ > + 
+         < H R _ E m p l o y e e s _ _ B r a n c h _ B a n k _ C a p t i o n   E l e m e n t T y p e = " C o l u m n "   E l e m e n t I d = " 2 9 9 1 1 0 6 1 "   D a t a T y p e = " S t r i n g " > H R _ E m p l o y e e s _ _ B r a n c h _ B a n k _ C a p t i o n < / H R _ E m p l o y e e s _ _ B r a n c h _ B a n k _ C a p t i o n > + 
+         < H R _ E m p l o y e e s _ _ C e l l _ P h o n e _ N u m b e r _   E l e m e n t T y p e = " C o l u m n "   E l e m e n t I d = " 1 2 6 4 6 4 5 2 7 "   D a t a T y p e = " T e x t " > H R _ E m p l o y e e s _ _ C e l l _ P h o n e _ N u m b e r _ < / H R _ E m p l o y e e s _ _ C e l l _ P h o n e _ N u m b e r _ > + 
+         < H R _ E m p l o y e e s _ _ C e l l _ P h o n e _ N u m b e r _ C a p t i o n   E l e m e n t T y p e = " C o l u m n "   E l e m e n t I d = " 1 6 7 3 7 8 9 1 9 "   D a t a T y p e = " S t r i n g " > H R _ E m p l o y e e s _ _ C e l l _ P h o n e _ N u m b e r _ C a p t i o n < / H R _ E m p l o y e e s _ _ C e l l _ P h o n e _ N u m b e r _ C a p t i o n > + 
+         < H R _ E m p l o y e e s _ _ D a t e _ O f _ B i r t h _   E l e m e n t T y p e = " C o l u m n "   E l e m e n t I d = " 2 0 8 2 7 2 8 5 7 4 "   D a t a T y p e = " D a t e " > H R _ E m p l o y e e s _ _ D a t e _ O f _ B i r t h _ < / H R _ E m p l o y e e s _ _ D a t e _ O f _ B i r t h _ > + 
+         < H R _ E m p l o y e e s _ _ D a t e _ O f _ B i r t h _ C a p t i o n   E l e m e n t T y p e = " C o l u m n "   E l e m e n t I d = " 2 0 4 1 5 4 6 7 2 0 "   D a t a T y p e = " S t r i n g " > H R _ E m p l o y e e s _ _ D a t e _ O f _ B i r t h _ C a p t i o n < / H R _ E m p l o y e e s _ _ D a t e _ O f _ B i r t h _ C a p t i o n > + 
+         < H R _ E m p l o y e e s _ _ D a t e _ O f _ J o i n i n g _ t h e _ C o m p a n y _ C a p t i o n   E l e m e n t T y p e = " C o l u m n "   E l e m e n t I d = " 1 7 5 1 8 4 0 0 8 9 "   D a t a T y p e = " S t r i n g " > H R _ E m p l o y e e s _ _ D a t e _ O f _ J o i n i n g _ t h e _ C o m p a n y _ C a p t i o n < / H R _ E m p l o y e e s _ _ D a t e _ O f _ J o i n i n g _ t h e _ C o m p a n y _ C a p t i o n > + 
+         < H R _ E m p l o y e e s _ _ F u l l N a m e   E l e m e n t T y p e = " C o l u m n "   E l e m e n t I d = " 1 1 2 6 1 0 3 7 5 5 "   D a t a T y p e = " T e x t " > H R _ E m p l o y e e s _ _ F u l l N a m e < / H R _ E m p l o y e e s _ _ F u l l N a m e > + 
+         < H R _ E m p l o y e e s _ _ I D _ N u m b e r _   E l e m e n t T y p e = " C o l u m n "   E l e m e n t I d = " 1 2 6 1 2 6 5 9 9 9 "   D a t a T y p e = " T e x t " > H R _ E m p l o y e e s _ _ I D _ N u m b e r _ < / H R _ E m p l o y e e s _ _ I D _ N u m b e r _ > + 
+         < H R _ E m p l o y e e s _ _ I D _ N u m b e r _ C a p t i o n   E l e m e n t T y p e = " C o l u m n "   E l e m e n t I d = " 1 8 5 3 3 4 3 9 6 1 "   D a t a T y p e = " S t r i n g " > H R _ E m p l o y e e s _ _ I D _ N u m b e r _ C a p t i o n < / H R _ E m p l o y e e s _ _ I D _ N u m b e r _ C a p t i o n > + 
+         < H R _ E m p l o y e e s _ _ M a i n _ B a n k _   E l e m e n t T y p e = " C o l u m n "   E l e m e n t I d = " 1 0 5 7 4 6 3 6 1 2 "   D a t a T y p e = " T e x t " > H R _ E m p l o y e e s _ _ M a i n _ B a n k _ < / H R _ E m p l o y e e s _ _ M a i n _ B a n k _ > + 
+         < H R _ E m p l o y e e s _ _ M a i n _ B a n k _ C a p t i o n   E l e m e n t T y p e = " C o l u m n "   E l e m e n t I d = " 2 0 1 0 9 0 2 6 0 2 "   D a t a T y p e = " S t r i n g " > H R _ E m p l o y e e s _ _ M a i n _ B a n k _ C a p t i o n < / H R _ E m p l o y e e s _ _ M a i n _ B a n k _ C a p t i o n > + 
+         < H R _ E m p l o y e e s _ _ M a r i t a l _ S t a t u s _   E l e m e n t T y p e = " C o l u m n "   E l e m e n t I d = " 5 8 9 1 0 3 6 6 1 "   D a t a T y p e = " O p t i o n " > H R _ E m p l o y e e s _ _ M a r i t a l _ S t a t u s _ < / H R _ E m p l o y e e s _ _ M a r i t a l _ S t a t u s _ > + 
+         < H R _ E m p l o y e e s _ _ M a r i t a l _ S t a t u s _ C a p t i o n   E l e m e n t T y p e = " C o l u m n "   E l e m e n t I d = " 1 5 8 2 9 6 3 7 6 5 "   D a t a T y p e = " S t r i n g " > H R _ E m p l o y e e s _ _ M a r i t a l _ S t a t u s _ C a p t i o n < / H R _ E m p l o y e e s _ _ M a r i t a l _ S t a t u s _ C a p t i o n > + 
+         < H R _ E m p l o y e e s _ _ N H I F _ N o _ _   E l e m e n t T y p e = " C o l u m n "   E l e m e n t I d = " 9 0 8 4 8 2 7 7 8 "   D a t a T y p e = " C o d e " > H R _ E m p l o y e e s _ _ N H I F _ N o _ _ < / H R _ E m p l o y e e s _ _ N H I F _ N o _ _ > + 
+         < H R _ E m p l o y e e s _ _ N H I F _ N o _ _ C a p t i o n   E l e m e n t T y p e = " C o l u m n "   E l e m e n t I d = " 6 0 4 3 7 7 2 0 8 "   D a t a T y p e = " S t r i n g " > H R _ E m p l o y e e s _ _ N H I F _ N o _ _ C a p t i o n < / H R _ E m p l o y e e s _ _ N H I F _ N o _ _ C a p t i o n > + 
+         < H R _ E m p l o y e e s _ _ N o _ _   E l e m e n t T y p e = " C o l u m n "   E l e m e n t I d = " 2 9 3 4 4 8 8 5 6 "   D a t a T y p e = " C o d e " > H R _ E m p l o y e e s _ _ N o _ _ < / H R _ E m p l o y e e s _ _ N o _ _ > + 
+         < H R _ E m p l o y e e s _ _ N o _ _ C a p t i o n   E l e m e n t T y p e = " C o l u m n "   E l e m e n t I d = " 9 0 0 1 2 1 2 2 "   D a t a T y p e = " S t r i n g " > H R _ E m p l o y e e s _ _ N o _ _ C a p t i o n < / H R _ E m p l o y e e s _ _ N o _ _ C a p t i o n > + 
+         < H R _ E m p l o y e e s _ _ N S S F _ N o _ _   E l e m e n t T y p e = " C o l u m n "   E l e m e n t I d = " 1 9 0 7 7 8 2 4 2 3 "   D a t a T y p e = " C o d e " > H R _ E m p l o y e e s _ _ N S S F _ N o _ _ < / H R _ E m p l o y e e s _ _ N S S F _ N o _ _ > + 
+         < H R _ E m p l o y e e s _ _ N S S F _ N o _ _ C a p t i o n   E l e m e n t T y p e = " C o l u m n "   E l e m e n t I d = " 9 1 0 3 7 4 9 9 3 "   D a t a T y p e = " S t r i n g " > H R _ E m p l o y e e s _ _ N S S F _ N o _ _ C a p t i o n < / H R _ E m p l o y e e s _ _ N S S F _ N o _ _ C a p t i o n > + 
+         < H R _ E m p l o y e e s _ _ P I N _ N u m b e r _   E l e m e n t T y p e = " C o l u m n "   E l e m e n t I d = " 1 9 0 2 5 7 0 4 6 7 "   D a t a T y p e = " C o d e " > H R _ E m p l o y e e s _ _ P I N _ N u m b e r _ < / H R _ E m p l o y e e s _ _ P I N _ N u m b e r _ > + 
+         < H R _ E m p l o y e e s _ _ P I N _ N u m b e r _ C a p t i o n   E l e m e n t T y p e = " C o l u m n "   E l e m e n t I d = " 9 8 7 8 2 6 7 8 9 "   D a t a T y p e = " S t r i n g " > H R _ E m p l o y e e s _ _ P I N _ N u m b e r _ C a p t i o n < / H R _ E m p l o y e e s _ _ P I N _ N u m b e r _ C a p t i o n > + 
+         < H R _ E m p l o y e e s _ _ P o s t a l _ A d d r e s s _   E l e m e n t T y p e = " C o l u m n "   E l e m e n t I d = " 1 9 7 5 0 1 1 2 2 2 "   D a t a T y p e = " T e x t " > H R _ E m p l o y e e s _ _ P o s t a l _ A d d r e s s _ < / H R _ E m p l o y e e s _ _ P o s t a l _ A d d r e s s _ > + 
+         < H R _ E m p l o y e e s _ _ P o s t a l _ A d d r e s s _ C a p t i o n   E l e m e n t T y p e = " C o l u m n "   E l e m e n t I d = " 5 9 3 8 3 1 1 1 6 "   D a t a T y p e = " S t r i n g " > H R _ E m p l o y e e s _ _ P o s t a l _ A d d r e s s _ C a p t i o n < / H R _ E m p l o y e e s _ _ P o s t a l _ A d d r e s s _ C a p t i o n > + 
+         < H R _ E m p l o y e e s _ _ P o s t _ C o d e _   E l e m e n t T y p e = " C o l u m n "   E l e m e n t I d = " 1 8 5 9 8 5 5 5 6 4 "   D a t a T y p e = " C o d e " > H R _ E m p l o y e e s _ _ P o s t _ C o d e _ < / H R _ E m p l o y e e s _ _ P o s t _ C o d e _ > + 
+         < H R _ E m p l o y e e s _ _ P o s t _ C o d e _ C a p t i o n   E l e m e n t T y p e = " C o l u m n "   E l e m e n t I d = " 2 0 4 5 6 0 5 8 9 4 "   D a t a T y p e = " S t r i n g " > H R _ E m p l o y e e s _ _ P o s t _ C o d e _ C a p t i o n < / H R _ E m p l o y e e s _ _ P o s t _ C o d e _ C a p t i o n > + 
+         < j o i n d a t e   E l e m e n t T y p e = " C o l u m n "   E l e m e n t I d = " 8 9 7 1 3 2 5 0 7 "   D a t a T y p e = " D a t e " > j o i n d a t e < / j o i n d a t e > + 
+         < N a m e s C a p t i o n   E l e m e n t T y p e = " C o l u m n "   E l e m e n t I d = " 1 9 6 3 2 0 3 6 1 5 "   D a t a T y p e = " L a b e l " > N a m e s C a p t i o n < / N a m e s C a p t i o n > + 
+         < p i c   E l e m e n t T y p e = " C o l u m n "   E l e m e n t I d = " 5 2 2 9 2 6 7 0 3 "   D a t a T y p e = " B l o b "   / > + 
+         < S e c t i o n _ A _ _ P e r s o n a l _ D e t a i l s C a p t i o n   E l e m e n t T y p e = " C o l u m n "   E l e m e n t I d = " 2 1 3 1 0 6 2 4 4 9 "   D a t a T y p e = " L a b e l " > S e c t i o n _ A _ _ P e r s o n a l _ D e t a i l s C a p t i o n < / S e c t i o n _ A _ _ P e r s o n a l _ D e t a i l s C a p t i o n > + 
+         < S e c t i o n _ B _ _ C o n t a c t s C a p t i o n   E l e m e n t T y p e = " C o l u m n "   E l e m e n t I d = " 1 9 5 9 0 8 5 4 8 4 "   D a t a T y p e = " L a b e l " > S e c t i o n _ B _ _ C o n t a c t s C a p t i o n < / S e c t i o n _ B _ _ C o n t a c t s C a p t i o n > + 
+         < S e c t i o n _ C _ _ B a n k _ A c c o u n t _ D e t a i l s C a p t i o n   E l e m e n t T y p e = " C o l u m n "   E l e m e n t I d = " 9 9 4 2 0 9 7 8 1 "   D a t a T y p e = " L a b e l " > S e c t i o n _ C _ _ B a n k _ A c c o u n t _ D e t a i l s C a p t i o n < / S e c t i o n _ C _ _ B a n k _ A c c o u n t _ D e t a i l s C a p t i o n > + 
+     < / H R _ E m p l o y e e s > + 
+ < / N a v W o r d R e p o r t X m l P a r t > 
 </file>